--- a/demo/kampung_makmur_sdn_bhd/kampung_makmur_sdn_bhd_dd_questionnaire.docx
+++ b/demo/kampung_makmur_sdn_bhd/kampung_makmur_sdn_bhd_dd_questionnaire.docx
@@ -22,7 +22,7 @@
     </w:p>
     <w:p>
       <w:r>
-        <w:t>Prepared: 2026-10-06   ·   Reviewer: Impact Vision</w:t>
+        <w:t>Prepared: 2026-10-07   ·   Reviewer: Impact Vision</w:t>
       </w:r>
     </w:p>
     <w:p>
@@ -2566,6 +2566,19 @@
       </w:r>
       <w:r>
         <w:t xml:space="preserve">  (1 related question)</w:t>
+      </w:r>
+    </w:p>
+    <w:p>
+      <w:pPr>
+        <w:pStyle w:val="Heading1"/>
+      </w:pPr>
+      <w:r>
+        <w:t>AI &amp; automation disclosure</w:t>
+      </w:r>
+    </w:p>
+    <w:p>
+      <w:r>
+        <w:t>Questions and coverage were generated by keyword rules over the source document (no generative AI). Machine-generated document: produced automatically from the supplied inputs; it may contain automatically extracted or estimated figures. Review before relying on it.</w:t>
       </w:r>
     </w:p>
     <w:p>

--- a/demo/kampung_makmur_sdn_bhd/kampung_makmur_sdn_bhd_dd_questionnaire.docx
+++ b/demo/kampung_makmur_sdn_bhd/kampung_makmur_sdn_bhd_dd_questionnaire.docx
@@ -2605,13 +2605,39 @@
       </w:r>
     </w:p>
     <w:sectPr>
+      <w:footerReference w:type="default" r:id="rId9"/>
       <w:pgSz w:w="12240" w:h="15840"/>
-      <w:pgMar w:top="1440" w:right="1800" w:bottom="1440" w:left="1800" w:header="720" w:footer="720" w:gutter="0"/>
+      <w:pgMar w:top="1134" w:right="1247" w:bottom="1134" w:left="1247" w:header="720" w:footer="720" w:gutter="0"/>
       <w:cols w:space="720"/>
       <w:docGrid w:linePitch="360"/>
     </w:sectPr>
   </w:body>
 </w:document>
+</file>
+
+<file path=word/footer1.xml><?xml version="1.0" encoding="utf-8"?>
+<w:ftr xmlns:m="http://schemas.openxmlformats.org/officeDocument/2006/math" xmlns:mc="http://schemas.openxmlformats.org/markup-compatibility/2006" xmlns:mo="http://schemas.microsoft.com/office/mac/office/2008/main" xmlns:mv="urn:schemas-microsoft-com:mac:vml" xmlns:o="urn:schemas-microsoft-com:office:office" xmlns:r="http://schemas.openxmlformats.org/officeDocument/2006/relationships" xmlns:v="urn:schemas-microsoft-com:vml" xmlns:w10="urn:schemas-microsoft-com:office:word" xmlns:w14="http://schemas.microsoft.com/office/word/2010/wordml" xmlns:w="http://schemas.openxmlformats.org/wordprocessingml/2006/main" xmlns:wne="http://schemas.microsoft.com/office/word/2006/wordml" xmlns:wp14="http://schemas.microsoft.com/office/word/2010/wordprocessingDrawing" xmlns:wp="http://schemas.openxmlformats.org/drawingml/2006/wordprocessingDrawing" xmlns:wpc="http://schemas.microsoft.com/office/word/2010/wordprocessingCanvas" xmlns:wpg="http://schemas.microsoft.com/office/word/2010/wordprocessingGroup" xmlns:wpi="http://schemas.microsoft.com/office/word/2010/wordprocessingInk" xmlns:wps="http://schemas.microsoft.com/office/word/2010/wordprocessingShape" mc:Ignorable="w14 wp14">
+  <w:p>
+    <w:pPr>
+      <w:pStyle w:val="Footer"/>
+    </w:pPr>
+    <w:r>
+      <w:rPr>
+        <w:color w:val="6B6B6B"/>
+        <w:sz w:val="16"/>
+      </w:rPr>
+      <w:t xml:space="preserve">Impact Vision · DD questionnaire · Kampung Makmur Sdn Bhd · Page </w:t>
+    </w:r>
+    <w:r>
+      <w:rPr>
+        <w:sz w:val="16"/>
+      </w:rPr>
+      <w:fldChar w:fldCharType="begin"/>
+      <w:instrText xml:space="preserve">PAGE</w:instrText>
+      <w:fldChar w:fldCharType="end"/>
+    </w:r>
+  </w:p>
+</w:ftr>
 </file>
 
 <file path=word/numbering.xml><?xml version="1.0" encoding="utf-8"?>
@@ -2977,6 +3003,13 @@
     <w:name w:val="Normal"/>
     <w:qFormat/>
     <w:rsid w:val="00FC693F"/>
+    <w:pPr>
+      <w:spacing w:after="80"/>
+    </w:pPr>
+    <w:rPr>
+      <w:rFonts w:ascii="Calibri" w:hAnsi="Calibri"/>
+      <w:sz w:val="21"/>
+    </w:rPr>
   </w:style>
   <w:style w:type="paragraph" w:styleId="Header">
     <w:name w:val="header"/>
@@ -3037,10 +3070,10 @@
       <w:outlineLvl w:val="0"/>
     </w:pPr>
     <w:rPr>
-      <w:rFonts w:asciiTheme="majorHAnsi" w:eastAsiaTheme="majorEastAsia" w:hAnsiTheme="majorHAnsi" w:cstheme="majorBidi"/>
+      <w:rFonts w:asciiTheme="majorHAnsi" w:eastAsiaTheme="majorEastAsia" w:hAnsiTheme="majorHAnsi" w:cstheme="majorBidi" w:ascii="Calibri" w:hAnsi="Calibri"/>
       <w:b/>
       <w:bCs/>
-      <w:color w:val="365F91" w:themeColor="accent1" w:themeShade="BF"/>
+      <w:color w:val="1C5CAB"/>
       <w:sz w:val="28"/>
       <w:szCs w:val="28"/>
     </w:rPr>
@@ -3061,11 +3094,11 @@
       <w:outlineLvl w:val="1"/>
     </w:pPr>
     <w:rPr>
-      <w:rFonts w:asciiTheme="majorHAnsi" w:eastAsiaTheme="majorEastAsia" w:hAnsiTheme="majorHAnsi" w:cstheme="majorBidi"/>
+      <w:rFonts w:asciiTheme="majorHAnsi" w:eastAsiaTheme="majorEastAsia" w:hAnsiTheme="majorHAnsi" w:cstheme="majorBidi" w:ascii="Calibri" w:hAnsi="Calibri"/>
       <w:b/>
       <w:bCs/>
-      <w:color w:val="4F81BD" w:themeColor="accent1"/>
-      <w:sz w:val="26"/>
+      <w:color w:val="1C5CAB"/>
+      <w:sz w:val="24"/>
       <w:szCs w:val="26"/>
     </w:rPr>
   </w:style>
@@ -3085,10 +3118,11 @@
       <w:outlineLvl w:val="2"/>
     </w:pPr>
     <w:rPr>
-      <w:rFonts w:asciiTheme="majorHAnsi" w:eastAsiaTheme="majorEastAsia" w:hAnsiTheme="majorHAnsi" w:cstheme="majorBidi"/>
+      <w:rFonts w:asciiTheme="majorHAnsi" w:eastAsiaTheme="majorEastAsia" w:hAnsiTheme="majorHAnsi" w:cstheme="majorBidi" w:ascii="Calibri" w:hAnsi="Calibri"/>
       <w:b/>
       <w:bCs/>
-      <w:color w:val="4F81BD" w:themeColor="accent1"/>
+      <w:color w:val="1C5CAB"/>
+      <w:sz w:val="22"/>
     </w:rPr>
   </w:style>
   <w:style w:type="paragraph" w:styleId="Heading4">
@@ -3326,11 +3360,12 @@
       <w:contextualSpacing/>
     </w:pPr>
     <w:rPr>
-      <w:rFonts w:asciiTheme="majorHAnsi" w:eastAsiaTheme="majorEastAsia" w:hAnsiTheme="majorHAnsi" w:cstheme="majorBidi"/>
-      <w:color w:val="17365D" w:themeColor="text2" w:themeShade="BF"/>
+      <w:rFonts w:asciiTheme="majorHAnsi" w:eastAsiaTheme="majorEastAsia" w:hAnsiTheme="majorHAnsi" w:cstheme="majorBidi" w:ascii="Calibri" w:hAnsi="Calibri"/>
+      <w:b/>
+      <w:color w:val="111111"/>
       <w:spacing w:val="5"/>
       <w:kern w:val="28"/>
-      <w:sz w:val="52"/>
+      <w:sz w:val="44"/>
       <w:szCs w:val="52"/>
     </w:rPr>
   </w:style>

--- a/demo/kampung_makmur_sdn_bhd/kampung_makmur_sdn_bhd_dd_questionnaire.docx
+++ b/demo/kampung_makmur_sdn_bhd/kampung_makmur_sdn_bhd_dd_questionnaire.docx
@@ -22,7 +22,7 @@
     </w:p>
     <w:p>
       <w:r>
-        <w:t>Prepared: 2026-10-07   ·   Reviewer: Impact Vision</w:t>
+        <w:t>Prepared: 2026-10-08   ·   Reviewer: Impact Vision</w:t>
       </w:r>
     </w:p>
     <w:p>
@@ -35,10 +35,10 @@
     </w:p>
     <w:p>
       <w:r>
-        <w:t xml:space="preserve">Checklist coverage: 40.8% (31 of 76 addressed). </w:t>
-      </w:r>
-      <w:r>
-        <w:t xml:space="preserve">High-priority gaps to raise first: 17. </w:t>
+        <w:t xml:space="preserve">Checklist coverage: 41.7% (30 of 72 addressed). </w:t>
+      </w:r>
+      <w:r>
+        <w:t xml:space="preserve">High-priority gaps to raise first: 16. </w:t>
       </w:r>
       <w:r>
         <w:t xml:space="preserve">Average NESTA evidence level of addressed questions: 1.6/5. </w:t>
@@ -77,20 +77,6 @@
         <w:rPr>
           <w:b/>
         </w:rPr>
-        <w:t>Impact thesis &amp; mission</w:t>
-      </w:r>
-      <w:r>
-        <w:t xml:space="preserve"> — 1/3 addressed · 33% coverage · 2 high-priority gaps</w:t>
-      </w:r>
-    </w:p>
-    <w:p>
-      <w:pPr>
-        <w:pStyle w:val="ListBullet"/>
-      </w:pPr>
-      <w:r>
-        <w:rPr>
-          <w:b/>
-        </w:rPr>
         <w:t>Impact risk</w:t>
       </w:r>
       <w:r>
@@ -127,23 +113,37 @@
     </w:p>
     <w:p>
       <w:pPr>
-        <w:pStyle w:val="Heading1"/>
-      </w:pPr>
-      <w:r>
-        <w:t>Information request (questionnaire to send)</w:t>
+        <w:pStyle w:val="ListBullet"/>
+      </w:pPr>
+      <w:r>
+        <w:rPr>
+          <w:b/>
+        </w:rPr>
+        <w:t>Team &amp; capability</w:t>
+      </w:r>
+      <w:r>
+        <w:t xml:space="preserve"> — 1/4 addressed · 25% coverage · 1 high-priority gap</w:t>
       </w:r>
     </w:p>
     <w:p>
-      <w:r>
-        <w:t>Sorted by priority and DD sequence. Each block has space for the founder's response and a checklist of supporting documents.</w:t>
+      <w:pPr>
+        <w:pStyle w:val="Heading1"/>
+      </w:pPr>
+      <w:r>
+        <w:t>Information request (questionnaire to send)</w:t>
       </w:r>
     </w:p>
     <w:p>
+      <w:r>
+        <w:t>Sorted by priority and DD sequence. Each block has space for the founder's response and a checklist of supporting documents.</w:t>
+      </w:r>
+    </w:p>
+    <w:p>
       <w:pPr>
         <w:pStyle w:val="Heading2"/>
       </w:pPr>
       <w:r>
-        <w:t>Priority 1 — Ask first (17 questions)</w:t>
+        <w:t>Priority 1 — Ask first (16 questions)</w:t>
       </w:r>
     </w:p>
     <w:p>
@@ -167,13 +167,44 @@
           <w:color w:val="6B7280"/>
           <w:sz w:val="18"/>
         </w:rPr>
-        <w:t xml:space="preserve">[IT03] </w:t>
+        <w:t xml:space="preserve">[IT04] </w:t>
       </w:r>
       <w:r>
         <w:rPr>
           <w:b/>
         </w:rPr>
-        <w:t>How does the impact thesis align with the fund's investment mandate and impact goals?</w:t>
+        <w:t>Is the impact embedded in the core business model, or is it peripheral/CSR-adjacent?</w:t>
+      </w:r>
+    </w:p>
+    <w:p>
+      <w:r>
+        <w:rPr>
+          <w:b/>
+          <w:i/>
+        </w:rPr>
+        <w:t xml:space="preserve">Probe further: </w:t>
+      </w:r>
+      <w:r>
+        <w:rPr>
+          <w:i/>
+        </w:rPr>
+        <w:t>What percentage of revenue comes from impact-generating products/services?</w:t>
+      </w:r>
+    </w:p>
+    <w:p>
+      <w:pPr>
+        <w:pStyle w:val="IntenseQuote"/>
+      </w:pPr>
+      <w:r>
+        <w:t>Attach / ask for:</w:t>
+      </w:r>
+    </w:p>
+    <w:p>
+      <w:pPr>
+        <w:pStyle w:val="ListBullet"/>
+      </w:pPr>
+      <w:r>
+        <w:t>Audited or management financial statements</w:t>
       </w:r>
     </w:p>
     <w:p>
@@ -191,6 +222,14 @@
       </w:pPr>
       <w:r>
         <w:t xml:space="preserve"> </w:t>
+      </w:r>
+    </w:p>
+    <w:p>
+      <w:pPr>
+        <w:pStyle w:val="Heading3"/>
+      </w:pPr>
+      <w:r>
+        <w:t>Theory of change</w:t>
       </w:r>
     </w:p>
     <w:p>
@@ -206,13 +245,13 @@
           <w:color w:val="6B7280"/>
           <w:sz w:val="18"/>
         </w:rPr>
-        <w:t xml:space="preserve">[IT04] </w:t>
+        <w:t xml:space="preserve">[IT02] </w:t>
       </w:r>
       <w:r>
         <w:rPr>
           <w:b/>
         </w:rPr>
-        <w:t>Is the impact embedded in the core business model, or is it peripheral/CSR-adjacent?</w:t>
+        <w:t>Does the company have a clearly defined theory of change that links its activities to intended outcomes?</w:t>
       </w:r>
     </w:p>
     <w:p>
@@ -227,7 +266,7 @@
         <w:rPr>
           <w:i/>
         </w:rPr>
-        <w:t>What percentage of revenue comes from impact-generating products/services?</w:t>
+        <w:t>Can they provide a visual or written theory of change document?</w:t>
       </w:r>
     </w:p>
     <w:p>
@@ -243,7 +282,7 @@
         <w:pStyle w:val="ListBullet"/>
       </w:pPr>
       <w:r>
-        <w:t>Audited or management financial statements</w:t>
+        <w:t>Theory-of-change diagram or written logic model</w:t>
       </w:r>
     </w:p>
     <w:p>
@@ -268,7 +307,7 @@
         <w:pStyle w:val="Heading3"/>
       </w:pPr>
       <w:r>
-        <w:t>Theory of change</w:t>
+        <w:t>What — intended outcomes</w:t>
       </w:r>
     </w:p>
     <w:p>
@@ -284,13 +323,452 @@
           <w:color w:val="6B7280"/>
           <w:sz w:val="18"/>
         </w:rPr>
-        <w:t xml:space="preserve">[IT02] </w:t>
+        <w:t xml:space="preserve">[WH02] </w:t>
       </w:r>
       <w:r>
         <w:rPr>
           <w:b/>
         </w:rPr>
-        <w:t>Does the company have a clearly defined theory of change that links its activities to intended outcomes?</w:t>
+        <w:t>Are the intended outcomes positive, and have potential negative outcomes been identified?</w:t>
+      </w:r>
+    </w:p>
+    <w:p>
+      <w:r>
+        <w:rPr>
+          <w:b/>
+        </w:rPr>
+        <w:t>Founder response:</w:t>
+      </w:r>
+    </w:p>
+    <w:p>
+      <w:pPr>
+        <w:spacing w:after="240"/>
+        <w:ind w:left="360"/>
+      </w:pPr>
+      <w:r>
+        <w:t xml:space="preserve"> </w:t>
+      </w:r>
+    </w:p>
+    <w:p>
+      <w:r>
+        <w:rPr>
+          <w:b/>
+          <w:color w:val="0D47A1"/>
+        </w:rPr>
+        <w:t xml:space="preserve">4. </w:t>
+      </w:r>
+      <w:r>
+        <w:rPr>
+          <w:color w:val="6B7280"/>
+          <w:sz w:val="18"/>
+        </w:rPr>
+        <w:t xml:space="preserve">[WH04] </w:t>
+      </w:r>
+      <w:r>
+        <w:rPr>
+          <w:b/>
+        </w:rPr>
+        <w:t>Does the company track outcome-level data, or only activity/output metrics?</w:t>
+      </w:r>
+    </w:p>
+    <w:p>
+      <w:pPr>
+        <w:pStyle w:val="IntenseQuote"/>
+      </w:pPr>
+      <w:r>
+        <w:t>Attach / ask for:</w:t>
+      </w:r>
+    </w:p>
+    <w:p>
+      <w:pPr>
+        <w:pStyle w:val="ListBullet"/>
+      </w:pPr>
+      <w:r>
+        <w:t>Live KPI / metric dashboard export (last 12 months)</w:t>
+      </w:r>
+    </w:p>
+    <w:p>
+      <w:r>
+        <w:rPr>
+          <w:b/>
+        </w:rPr>
+        <w:t>Founder response:</w:t>
+      </w:r>
+    </w:p>
+    <w:p>
+      <w:pPr>
+        <w:spacing w:after="240"/>
+        <w:ind w:left="360"/>
+      </w:pPr>
+      <w:r>
+        <w:t xml:space="preserve"> </w:t>
+      </w:r>
+    </w:p>
+    <w:p>
+      <w:pPr>
+        <w:pStyle w:val="Heading3"/>
+      </w:pPr>
+      <w:r>
+        <w:t>Who — stakeholders &amp; beneficiaries</w:t>
+      </w:r>
+    </w:p>
+    <w:p>
+      <w:r>
+        <w:rPr>
+          <w:b/>
+          <w:color w:val="0D47A1"/>
+        </w:rPr>
+        <w:t xml:space="preserve">5. </w:t>
+      </w:r>
+      <w:r>
+        <w:rPr>
+          <w:color w:val="6B7280"/>
+          <w:sz w:val="18"/>
+        </w:rPr>
+        <w:t xml:space="preserve">[WO02] </w:t>
+      </w:r>
+      <w:r>
+        <w:rPr>
+          <w:b/>
+        </w:rPr>
+        <w:t>Are the target stakeholders underserved, marginalized, or vulnerable? How is this defined?</w:t>
+      </w:r>
+    </w:p>
+    <w:p>
+      <w:r>
+        <w:rPr>
+          <w:b/>
+        </w:rPr>
+        <w:t>Founder response:</w:t>
+      </w:r>
+    </w:p>
+    <w:p>
+      <w:pPr>
+        <w:spacing w:after="240"/>
+        <w:ind w:left="360"/>
+      </w:pPr>
+      <w:r>
+        <w:t xml:space="preserve"> </w:t>
+      </w:r>
+    </w:p>
+    <w:p>
+      <w:pPr>
+        <w:pStyle w:val="Heading3"/>
+      </w:pPr>
+      <w:r>
+        <w:t>How much — scale, depth, duration</w:t>
+      </w:r>
+    </w:p>
+    <w:p>
+      <w:r>
+        <w:rPr>
+          <w:b/>
+          <w:color w:val="0D47A1"/>
+        </w:rPr>
+        <w:t xml:space="preserve">6. </w:t>
+      </w:r>
+      <w:r>
+        <w:rPr>
+          <w:color w:val="6B7280"/>
+          <w:sz w:val="18"/>
+        </w:rPr>
+        <w:t xml:space="preserve">[HM05] </w:t>
+      </w:r>
+      <w:r>
+        <w:rPr>
+          <w:b/>
+        </w:rPr>
+        <w:t>Are there quantitative metrics being tracked for scale, depth, and duration?</w:t>
+      </w:r>
+    </w:p>
+    <w:p>
+      <w:pPr>
+        <w:pStyle w:val="IntenseQuote"/>
+      </w:pPr>
+      <w:r>
+        <w:t>Attach / ask for:</w:t>
+      </w:r>
+    </w:p>
+    <w:p>
+      <w:pPr>
+        <w:pStyle w:val="ListBullet"/>
+      </w:pPr>
+      <w:r>
+        <w:t>Live KPI / metric dashboard export (last 12 months)</w:t>
+      </w:r>
+    </w:p>
+    <w:p>
+      <w:r>
+        <w:rPr>
+          <w:b/>
+        </w:rPr>
+        <w:t>Founder response:</w:t>
+      </w:r>
+    </w:p>
+    <w:p>
+      <w:pPr>
+        <w:spacing w:after="240"/>
+        <w:ind w:left="360"/>
+      </w:pPr>
+      <w:r>
+        <w:t xml:space="preserve"> </w:t>
+      </w:r>
+    </w:p>
+    <w:p>
+      <w:pPr>
+        <w:pStyle w:val="Heading3"/>
+      </w:pPr>
+      <w:r>
+        <w:t>Contribution / additionality</w:t>
+      </w:r>
+    </w:p>
+    <w:p>
+      <w:r>
+        <w:rPr>
+          <w:b/>
+          <w:color w:val="0D47A1"/>
+        </w:rPr>
+        <w:t xml:space="preserve">7. </w:t>
+      </w:r>
+      <w:r>
+        <w:rPr>
+          <w:color w:val="6B7280"/>
+          <w:sz w:val="18"/>
+        </w:rPr>
+        <w:t xml:space="preserve">[CO01] </w:t>
+      </w:r>
+      <w:r>
+        <w:rPr>
+          <w:b/>
+        </w:rPr>
+        <w:t>Would the outcomes have occurred anyway without this company's intervention (additionality)?</w:t>
+      </w:r>
+    </w:p>
+    <w:p>
+      <w:r>
+        <w:rPr>
+          <w:b/>
+        </w:rPr>
+        <w:t>Founder response:</w:t>
+      </w:r>
+    </w:p>
+    <w:p>
+      <w:pPr>
+        <w:spacing w:after="240"/>
+        <w:ind w:left="360"/>
+      </w:pPr>
+      <w:r>
+        <w:t xml:space="preserve"> </w:t>
+      </w:r>
+    </w:p>
+    <w:p>
+      <w:pPr>
+        <w:pStyle w:val="Heading3"/>
+      </w:pPr>
+      <w:r>
+        <w:t>Impact risk</w:t>
+      </w:r>
+    </w:p>
+    <w:p>
+      <w:r>
+        <w:rPr>
+          <w:b/>
+          <w:color w:val="0D47A1"/>
+        </w:rPr>
+        <w:t xml:space="preserve">8. </w:t>
+      </w:r>
+      <w:r>
+        <w:rPr>
+          <w:color w:val="6B7280"/>
+          <w:sz w:val="18"/>
+        </w:rPr>
+        <w:t xml:space="preserve">[RI03] </w:t>
+      </w:r>
+      <w:r>
+        <w:rPr>
+          <w:b/>
+        </w:rPr>
+        <w:t>What external risks could prevent impact from materializing (regulatory, market, political, climate)?</w:t>
+      </w:r>
+    </w:p>
+    <w:p>
+      <w:r>
+        <w:rPr>
+          <w:b/>
+        </w:rPr>
+        <w:t>Founder response:</w:t>
+      </w:r>
+    </w:p>
+    <w:p>
+      <w:pPr>
+        <w:spacing w:after="240"/>
+        <w:ind w:left="360"/>
+      </w:pPr>
+      <w:r>
+        <w:t xml:space="preserve"> </w:t>
+      </w:r>
+    </w:p>
+    <w:p>
+      <w:r>
+        <w:rPr>
+          <w:b/>
+          <w:color w:val="0D47A1"/>
+        </w:rPr>
+        <w:t xml:space="preserve">9. </w:t>
+      </w:r>
+      <w:r>
+        <w:rPr>
+          <w:color w:val="6B7280"/>
+          <w:sz w:val="18"/>
+        </w:rPr>
+        <w:t xml:space="preserve">[RI05] </w:t>
+      </w:r>
+      <w:r>
+        <w:rPr>
+          <w:b/>
+        </w:rPr>
+        <w:t>Is there a risk of impact washing — are claims disproportionate to evidence?</w:t>
+      </w:r>
+    </w:p>
+    <w:p>
+      <w:r>
+        <w:rPr>
+          <w:b/>
+        </w:rPr>
+        <w:t>Founder response:</w:t>
+      </w:r>
+    </w:p>
+    <w:p>
+      <w:pPr>
+        <w:spacing w:after="240"/>
+        <w:ind w:left="360"/>
+      </w:pPr>
+      <w:r>
+        <w:t xml:space="preserve"> </w:t>
+      </w:r>
+    </w:p>
+    <w:p>
+      <w:pPr>
+        <w:pStyle w:val="Heading3"/>
+      </w:pPr>
+      <w:r>
+        <w:t>Negative impact / do-no-harm</w:t>
+      </w:r>
+    </w:p>
+    <w:p>
+      <w:r>
+        <w:rPr>
+          <w:b/>
+          <w:color w:val="0D47A1"/>
+        </w:rPr>
+        <w:t xml:space="preserve">10. </w:t>
+      </w:r>
+      <w:r>
+        <w:rPr>
+          <w:color w:val="6B7280"/>
+          <w:sz w:val="18"/>
+        </w:rPr>
+        <w:t xml:space="preserve">[NI01] </w:t>
+      </w:r>
+      <w:r>
+        <w:rPr>
+          <w:b/>
+        </w:rPr>
+        <w:t>Has the company assessed potential negative impacts on people, communities, or the environment?</w:t>
+      </w:r>
+    </w:p>
+    <w:p>
+      <w:r>
+        <w:rPr>
+          <w:b/>
+        </w:rPr>
+        <w:t>Founder response:</w:t>
+      </w:r>
+    </w:p>
+    <w:p>
+      <w:pPr>
+        <w:spacing w:after="240"/>
+        <w:ind w:left="360"/>
+      </w:pPr>
+      <w:r>
+        <w:t xml:space="preserve"> </w:t>
+      </w:r>
+    </w:p>
+    <w:p>
+      <w:pPr>
+        <w:pStyle w:val="Heading3"/>
+      </w:pPr>
+      <w:r>
+        <w:t>Measurement &amp; management systems</w:t>
+      </w:r>
+    </w:p>
+    <w:p>
+      <w:r>
+        <w:rPr>
+          <w:b/>
+          <w:color w:val="0D47A1"/>
+        </w:rPr>
+        <w:t xml:space="preserve">11. </w:t>
+      </w:r>
+      <w:r>
+        <w:rPr>
+          <w:color w:val="6B7280"/>
+          <w:sz w:val="18"/>
+        </w:rPr>
+        <w:t xml:space="preserve">[MM01] </w:t>
+      </w:r>
+      <w:r>
+        <w:rPr>
+          <w:b/>
+        </w:rPr>
+        <w:t>Does the company have an impact measurement and management (IMM) system in place?</w:t>
+      </w:r>
+    </w:p>
+    <w:p>
+      <w:r>
+        <w:rPr>
+          <w:b/>
+        </w:rPr>
+        <w:t>Founder response:</w:t>
+      </w:r>
+    </w:p>
+    <w:p>
+      <w:pPr>
+        <w:spacing w:after="240"/>
+        <w:ind w:left="360"/>
+      </w:pPr>
+      <w:r>
+        <w:t xml:space="preserve"> </w:t>
+      </w:r>
+    </w:p>
+    <w:p>
+      <w:pPr>
+        <w:pStyle w:val="Heading3"/>
+      </w:pPr>
+      <w:r>
+        <w:t>Financial sustainability</w:t>
+      </w:r>
+    </w:p>
+    <w:p>
+      <w:r>
+        <w:rPr>
+          <w:b/>
+          <w:color w:val="0D47A1"/>
+        </w:rPr>
+        <w:t xml:space="preserve">12. </w:t>
+      </w:r>
+      <w:r>
+        <w:rPr>
+          <w:color w:val="6B7280"/>
+          <w:sz w:val="18"/>
+        </w:rPr>
+        <w:t xml:space="preserve">[FS01] </w:t>
+      </w:r>
+      <w:r>
+        <w:rPr>
+          <w:b/>
+        </w:rPr>
+        <w:t>What is the company's revenue model and path to financial sustainability?</w:t>
       </w:r>
     </w:p>
     <w:p>
@@ -305,7 +783,7 @@
         <w:rPr>
           <w:i/>
         </w:rPr>
-        <w:t>Can they provide a visual or written theory of change document?</w:t>
+        <w:t>What are the unit economics and when does the company expect to break even?</w:t>
       </w:r>
     </w:p>
     <w:p>
@@ -321,7 +799,15 @@
         <w:pStyle w:val="ListBullet"/>
       </w:pPr>
       <w:r>
-        <w:t>Theory-of-change diagram or written logic model</w:t>
+        <w:t>Audited or management financial statements</w:t>
+      </w:r>
+    </w:p>
+    <w:p>
+      <w:pPr>
+        <w:pStyle w:val="ListBullet"/>
+      </w:pPr>
+      <w:r>
+        <w:t>Exit / sustainability plan memo</w:t>
       </w:r>
     </w:p>
     <w:p>
@@ -339,453 +825,6 @@
       </w:pPr>
       <w:r>
         <w:t xml:space="preserve"> </w:t>
-      </w:r>
-    </w:p>
-    <w:p>
-      <w:pPr>
-        <w:pStyle w:val="Heading3"/>
-      </w:pPr>
-      <w:r>
-        <w:t>What — intended outcomes</w:t>
-      </w:r>
-    </w:p>
-    <w:p>
-      <w:r>
-        <w:rPr>
-          <w:b/>
-          <w:color w:val="0D47A1"/>
-        </w:rPr>
-        <w:t xml:space="preserve">4. </w:t>
-      </w:r>
-      <w:r>
-        <w:rPr>
-          <w:color w:val="6B7280"/>
-          <w:sz w:val="18"/>
-        </w:rPr>
-        <w:t xml:space="preserve">[WH02] </w:t>
-      </w:r>
-      <w:r>
-        <w:rPr>
-          <w:b/>
-        </w:rPr>
-        <w:t>Are the intended outcomes positive, and have potential negative outcomes been identified?</w:t>
-      </w:r>
-    </w:p>
-    <w:p>
-      <w:r>
-        <w:rPr>
-          <w:b/>
-        </w:rPr>
-        <w:t>Founder response:</w:t>
-      </w:r>
-    </w:p>
-    <w:p>
-      <w:pPr>
-        <w:spacing w:after="240"/>
-        <w:ind w:left="360"/>
-      </w:pPr>
-      <w:r>
-        <w:t xml:space="preserve"> </w:t>
-      </w:r>
-    </w:p>
-    <w:p>
-      <w:r>
-        <w:rPr>
-          <w:b/>
-          <w:color w:val="0D47A1"/>
-        </w:rPr>
-        <w:t xml:space="preserve">5. </w:t>
-      </w:r>
-      <w:r>
-        <w:rPr>
-          <w:color w:val="6B7280"/>
-          <w:sz w:val="18"/>
-        </w:rPr>
-        <w:t xml:space="preserve">[WH04] </w:t>
-      </w:r>
-      <w:r>
-        <w:rPr>
-          <w:b/>
-        </w:rPr>
-        <w:t>Does the company track outcome-level data, or only activity/output metrics?</w:t>
-      </w:r>
-    </w:p>
-    <w:p>
-      <w:pPr>
-        <w:pStyle w:val="IntenseQuote"/>
-      </w:pPr>
-      <w:r>
-        <w:t>Attach / ask for:</w:t>
-      </w:r>
-    </w:p>
-    <w:p>
-      <w:pPr>
-        <w:pStyle w:val="ListBullet"/>
-      </w:pPr>
-      <w:r>
-        <w:t>Live KPI / metric dashboard export (last 12 months)</w:t>
-      </w:r>
-    </w:p>
-    <w:p>
-      <w:r>
-        <w:rPr>
-          <w:b/>
-        </w:rPr>
-        <w:t>Founder response:</w:t>
-      </w:r>
-    </w:p>
-    <w:p>
-      <w:pPr>
-        <w:spacing w:after="240"/>
-        <w:ind w:left="360"/>
-      </w:pPr>
-      <w:r>
-        <w:t xml:space="preserve"> </w:t>
-      </w:r>
-    </w:p>
-    <w:p>
-      <w:pPr>
-        <w:pStyle w:val="Heading3"/>
-      </w:pPr>
-      <w:r>
-        <w:t>Who — stakeholders &amp; beneficiaries</w:t>
-      </w:r>
-    </w:p>
-    <w:p>
-      <w:r>
-        <w:rPr>
-          <w:b/>
-          <w:color w:val="0D47A1"/>
-        </w:rPr>
-        <w:t xml:space="preserve">6. </w:t>
-      </w:r>
-      <w:r>
-        <w:rPr>
-          <w:color w:val="6B7280"/>
-          <w:sz w:val="18"/>
-        </w:rPr>
-        <w:t xml:space="preserve">[WO02] </w:t>
-      </w:r>
-      <w:r>
-        <w:rPr>
-          <w:b/>
-        </w:rPr>
-        <w:t>Are the target stakeholders underserved, marginalized, or vulnerable? How is this defined?</w:t>
-      </w:r>
-    </w:p>
-    <w:p>
-      <w:r>
-        <w:rPr>
-          <w:b/>
-        </w:rPr>
-        <w:t>Founder response:</w:t>
-      </w:r>
-    </w:p>
-    <w:p>
-      <w:pPr>
-        <w:spacing w:after="240"/>
-        <w:ind w:left="360"/>
-      </w:pPr>
-      <w:r>
-        <w:t xml:space="preserve"> </w:t>
-      </w:r>
-    </w:p>
-    <w:p>
-      <w:pPr>
-        <w:pStyle w:val="Heading3"/>
-      </w:pPr>
-      <w:r>
-        <w:t>How much — scale, depth, duration</w:t>
-      </w:r>
-    </w:p>
-    <w:p>
-      <w:r>
-        <w:rPr>
-          <w:b/>
-          <w:color w:val="0D47A1"/>
-        </w:rPr>
-        <w:t xml:space="preserve">7. </w:t>
-      </w:r>
-      <w:r>
-        <w:rPr>
-          <w:color w:val="6B7280"/>
-          <w:sz w:val="18"/>
-        </w:rPr>
-        <w:t xml:space="preserve">[HM05] </w:t>
-      </w:r>
-      <w:r>
-        <w:rPr>
-          <w:b/>
-        </w:rPr>
-        <w:t>Are there quantitative metrics being tracked for scale, depth, and duration?</w:t>
-      </w:r>
-    </w:p>
-    <w:p>
-      <w:pPr>
-        <w:pStyle w:val="IntenseQuote"/>
-      </w:pPr>
-      <w:r>
-        <w:t>Attach / ask for:</w:t>
-      </w:r>
-    </w:p>
-    <w:p>
-      <w:pPr>
-        <w:pStyle w:val="ListBullet"/>
-      </w:pPr>
-      <w:r>
-        <w:t>Live KPI / metric dashboard export (last 12 months)</w:t>
-      </w:r>
-    </w:p>
-    <w:p>
-      <w:r>
-        <w:rPr>
-          <w:b/>
-        </w:rPr>
-        <w:t>Founder response:</w:t>
-      </w:r>
-    </w:p>
-    <w:p>
-      <w:pPr>
-        <w:spacing w:after="240"/>
-        <w:ind w:left="360"/>
-      </w:pPr>
-      <w:r>
-        <w:t xml:space="preserve"> </w:t>
-      </w:r>
-    </w:p>
-    <w:p>
-      <w:pPr>
-        <w:pStyle w:val="Heading3"/>
-      </w:pPr>
-      <w:r>
-        <w:t>Contribution / additionality</w:t>
-      </w:r>
-    </w:p>
-    <w:p>
-      <w:r>
-        <w:rPr>
-          <w:b/>
-          <w:color w:val="0D47A1"/>
-        </w:rPr>
-        <w:t xml:space="preserve">8. </w:t>
-      </w:r>
-      <w:r>
-        <w:rPr>
-          <w:color w:val="6B7280"/>
-          <w:sz w:val="18"/>
-        </w:rPr>
-        <w:t xml:space="preserve">[CO01] </w:t>
-      </w:r>
-      <w:r>
-        <w:rPr>
-          <w:b/>
-        </w:rPr>
-        <w:t>Would the outcomes have occurred anyway without this company's intervention (additionality)?</w:t>
-      </w:r>
-    </w:p>
-    <w:p>
-      <w:r>
-        <w:rPr>
-          <w:b/>
-        </w:rPr>
-        <w:t>Founder response:</w:t>
-      </w:r>
-    </w:p>
-    <w:p>
-      <w:pPr>
-        <w:spacing w:after="240"/>
-        <w:ind w:left="360"/>
-      </w:pPr>
-      <w:r>
-        <w:t xml:space="preserve"> </w:t>
-      </w:r>
-    </w:p>
-    <w:p>
-      <w:pPr>
-        <w:pStyle w:val="Heading3"/>
-      </w:pPr>
-      <w:r>
-        <w:t>Impact risk</w:t>
-      </w:r>
-    </w:p>
-    <w:p>
-      <w:r>
-        <w:rPr>
-          <w:b/>
-          <w:color w:val="0D47A1"/>
-        </w:rPr>
-        <w:t xml:space="preserve">9. </w:t>
-      </w:r>
-      <w:r>
-        <w:rPr>
-          <w:color w:val="6B7280"/>
-          <w:sz w:val="18"/>
-        </w:rPr>
-        <w:t xml:space="preserve">[RI03] </w:t>
-      </w:r>
-      <w:r>
-        <w:rPr>
-          <w:b/>
-        </w:rPr>
-        <w:t>What external risks could prevent impact from materializing (regulatory, market, political, climate)?</w:t>
-      </w:r>
-    </w:p>
-    <w:p>
-      <w:r>
-        <w:rPr>
-          <w:b/>
-        </w:rPr>
-        <w:t>Founder response:</w:t>
-      </w:r>
-    </w:p>
-    <w:p>
-      <w:pPr>
-        <w:spacing w:after="240"/>
-        <w:ind w:left="360"/>
-      </w:pPr>
-      <w:r>
-        <w:t xml:space="preserve"> </w:t>
-      </w:r>
-    </w:p>
-    <w:p>
-      <w:r>
-        <w:rPr>
-          <w:b/>
-          <w:color w:val="0D47A1"/>
-        </w:rPr>
-        <w:t xml:space="preserve">10. </w:t>
-      </w:r>
-      <w:r>
-        <w:rPr>
-          <w:color w:val="6B7280"/>
-          <w:sz w:val="18"/>
-        </w:rPr>
-        <w:t xml:space="preserve">[RI05] </w:t>
-      </w:r>
-      <w:r>
-        <w:rPr>
-          <w:b/>
-        </w:rPr>
-        <w:t>Is there a risk of impact washing — are claims disproportionate to evidence?</w:t>
-      </w:r>
-    </w:p>
-    <w:p>
-      <w:r>
-        <w:rPr>
-          <w:b/>
-        </w:rPr>
-        <w:t>Founder response:</w:t>
-      </w:r>
-    </w:p>
-    <w:p>
-      <w:pPr>
-        <w:spacing w:after="240"/>
-        <w:ind w:left="360"/>
-      </w:pPr>
-      <w:r>
-        <w:t xml:space="preserve"> </w:t>
-      </w:r>
-    </w:p>
-    <w:p>
-      <w:pPr>
-        <w:pStyle w:val="Heading3"/>
-      </w:pPr>
-      <w:r>
-        <w:t>Negative impact / do-no-harm</w:t>
-      </w:r>
-    </w:p>
-    <w:p>
-      <w:r>
-        <w:rPr>
-          <w:b/>
-          <w:color w:val="0D47A1"/>
-        </w:rPr>
-        <w:t xml:space="preserve">11. </w:t>
-      </w:r>
-      <w:r>
-        <w:rPr>
-          <w:color w:val="6B7280"/>
-          <w:sz w:val="18"/>
-        </w:rPr>
-        <w:t xml:space="preserve">[NI01] </w:t>
-      </w:r>
-      <w:r>
-        <w:rPr>
-          <w:b/>
-        </w:rPr>
-        <w:t>Has the company assessed potential negative impacts on people, communities, or the environment?</w:t>
-      </w:r>
-    </w:p>
-    <w:p>
-      <w:r>
-        <w:rPr>
-          <w:b/>
-        </w:rPr>
-        <w:t>Founder response:</w:t>
-      </w:r>
-    </w:p>
-    <w:p>
-      <w:pPr>
-        <w:spacing w:after="240"/>
-        <w:ind w:left="360"/>
-      </w:pPr>
-      <w:r>
-        <w:t xml:space="preserve"> </w:t>
-      </w:r>
-    </w:p>
-    <w:p>
-      <w:pPr>
-        <w:pStyle w:val="Heading3"/>
-      </w:pPr>
-      <w:r>
-        <w:t>Measurement &amp; management systems</w:t>
-      </w:r>
-    </w:p>
-    <w:p>
-      <w:r>
-        <w:rPr>
-          <w:b/>
-          <w:color w:val="0D47A1"/>
-        </w:rPr>
-        <w:t xml:space="preserve">12. </w:t>
-      </w:r>
-      <w:r>
-        <w:rPr>
-          <w:color w:val="6B7280"/>
-          <w:sz w:val="18"/>
-        </w:rPr>
-        <w:t xml:space="preserve">[MM01] </w:t>
-      </w:r>
-      <w:r>
-        <w:rPr>
-          <w:b/>
-        </w:rPr>
-        <w:t>Does the company have an impact measurement and management (IMM) system in place?</w:t>
-      </w:r>
-    </w:p>
-    <w:p>
-      <w:r>
-        <w:rPr>
-          <w:b/>
-        </w:rPr>
-        <w:t>Founder response:</w:t>
-      </w:r>
-    </w:p>
-    <w:p>
-      <w:pPr>
-        <w:spacing w:after="240"/>
-        <w:ind w:left="360"/>
-      </w:pPr>
-      <w:r>
-        <w:t xml:space="preserve"> </w:t>
-      </w:r>
-    </w:p>
-    <w:p>
-      <w:pPr>
-        <w:pStyle w:val="Heading3"/>
-      </w:pPr>
-      <w:r>
-        <w:t>Financial sustainability</w:t>
       </w:r>
     </w:p>
     <w:p>
@@ -801,13 +840,76 @@
           <w:color w:val="6B7280"/>
           <w:sz w:val="18"/>
         </w:rPr>
-        <w:t xml:space="preserve">[FS01] </w:t>
+        <w:t xml:space="preserve">[FS02] </w:t>
       </w:r>
       <w:r>
         <w:rPr>
           <w:b/>
         </w:rPr>
-        <w:t>What is the company's revenue model and path to financial sustainability?</w:t>
+        <w:t>Is there tension between impact maximization and financial returns? How is it managed?</w:t>
+      </w:r>
+    </w:p>
+    <w:p>
+      <w:pPr>
+        <w:pStyle w:val="IntenseQuote"/>
+      </w:pPr>
+      <w:r>
+        <w:t>Attach / ask for:</w:t>
+      </w:r>
+    </w:p>
+    <w:p>
+      <w:pPr>
+        <w:pStyle w:val="ListBullet"/>
+      </w:pPr>
+      <w:r>
+        <w:t>Audited or management financial statements</w:t>
+      </w:r>
+    </w:p>
+    <w:p>
+      <w:r>
+        <w:rPr>
+          <w:b/>
+        </w:rPr>
+        <w:t>Founder response:</w:t>
+      </w:r>
+    </w:p>
+    <w:p>
+      <w:pPr>
+        <w:spacing w:after="240"/>
+        <w:ind w:left="360"/>
+      </w:pPr>
+      <w:r>
+        <w:t xml:space="preserve"> </w:t>
+      </w:r>
+    </w:p>
+    <w:p>
+      <w:pPr>
+        <w:pStyle w:val="Heading3"/>
+      </w:pPr>
+      <w:r>
+        <w:t>Team &amp; capability</w:t>
+      </w:r>
+    </w:p>
+    <w:p>
+      <w:r>
+        <w:rPr>
+          <w:b/>
+          <w:color w:val="0D47A1"/>
+        </w:rPr>
+        <w:t xml:space="preserve">14. </w:t>
+      </w:r>
+      <w:r>
+        <w:rPr>
+          <w:color w:val="6B7280"/>
+          <w:sz w:val="18"/>
+        </w:rPr>
+        <w:t xml:space="preserve">[TC01] </w:t>
+      </w:r>
+      <w:r>
+        <w:rPr>
+          <w:b/>
+        </w:rPr>
+        <w:t>Does the founding/leadership team have relevant experience in the impact sector?</w:t>
       </w:r>
     </w:p>
     <w:p>
@@ -822,31 +924,7 @@
         <w:rPr>
           <w:i/>
         </w:rPr>
-        <w:t>What are the unit economics and when does the company expect to break even?</w:t>
-      </w:r>
-    </w:p>
-    <w:p>
-      <w:pPr>
-        <w:pStyle w:val="IntenseQuote"/>
-      </w:pPr>
-      <w:r>
-        <w:t>Attach / ask for:</w:t>
-      </w:r>
-    </w:p>
-    <w:p>
-      <w:pPr>
-        <w:pStyle w:val="ListBullet"/>
-      </w:pPr>
-      <w:r>
-        <w:t>Audited or management financial statements</w:t>
-      </w:r>
-    </w:p>
-    <w:p>
-      <w:pPr>
-        <w:pStyle w:val="ListBullet"/>
-      </w:pPr>
-      <w:r>
-        <w:t>Exit / sustainability plan memo</w:t>
+        <w:t>What is their specific domain expertise related to the impact thesis?</w:t>
       </w:r>
     </w:p>
     <w:p>
@@ -867,66 +945,11 @@
       </w:r>
     </w:p>
     <w:p>
-      <w:r>
-        <w:rPr>
-          <w:b/>
-          <w:color w:val="0D47A1"/>
-        </w:rPr>
-        <w:t xml:space="preserve">14. </w:t>
-      </w:r>
-      <w:r>
-        <w:rPr>
-          <w:color w:val="6B7280"/>
-          <w:sz w:val="18"/>
-        </w:rPr>
-        <w:t xml:space="preserve">[FS02] </w:t>
-      </w:r>
-      <w:r>
-        <w:rPr>
-          <w:b/>
-        </w:rPr>
-        <w:t>Is there tension between impact maximization and financial returns? How is it managed?</w:t>
-      </w:r>
-    </w:p>
-    <w:p>
-      <w:pPr>
-        <w:pStyle w:val="IntenseQuote"/>
-      </w:pPr>
-      <w:r>
-        <w:t>Attach / ask for:</w:t>
-      </w:r>
-    </w:p>
-    <w:p>
-      <w:pPr>
-        <w:pStyle w:val="ListBullet"/>
-      </w:pPr>
-      <w:r>
-        <w:t>Audited or management financial statements</w:t>
-      </w:r>
-    </w:p>
-    <w:p>
-      <w:r>
-        <w:rPr>
-          <w:b/>
-        </w:rPr>
-        <w:t>Founder response:</w:t>
-      </w:r>
-    </w:p>
-    <w:p>
-      <w:pPr>
-        <w:spacing w:after="240"/>
-        <w:ind w:left="360"/>
-      </w:pPr>
-      <w:r>
-        <w:t xml:space="preserve"> </w:t>
-      </w:r>
-    </w:p>
-    <w:p>
       <w:pPr>
         <w:pStyle w:val="Heading3"/>
       </w:pPr>
       <w:r>
-        <w:t>Team &amp; capability</w:t>
+        <w:t>Product / service design</w:t>
       </w:r>
     </w:p>
     <w:p>
@@ -942,13 +965,13 @@
           <w:color w:val="6B7280"/>
           <w:sz w:val="18"/>
         </w:rPr>
-        <w:t xml:space="preserve">[TC01] </w:t>
+        <w:t xml:space="preserve">[PD01] </w:t>
       </w:r>
       <w:r>
         <w:rPr>
           <w:b/>
         </w:rPr>
-        <w:t>Does the founding/leadership team have relevant experience in the impact sector?</w:t>
+        <w:t>Is the product/service designed with the target stakeholders' needs and constraints in mind?</w:t>
       </w:r>
     </w:p>
     <w:p>
@@ -963,7 +986,7 @@
         <w:rPr>
           <w:i/>
         </w:rPr>
-        <w:t>What is their specific domain expertise related to the impact thesis?</w:t>
+        <w:t>Has the company done user research or pilot testing with the target population?</w:t>
       </w:r>
     </w:p>
     <w:p>
@@ -988,7 +1011,7 @@
         <w:pStyle w:val="Heading3"/>
       </w:pPr>
       <w:r>
-        <w:t>Product / service design</w:t>
+        <w:t>Supply chain</w:t>
       </w:r>
     </w:p>
     <w:p>
@@ -1004,28 +1027,13 @@
           <w:color w:val="6B7280"/>
           <w:sz w:val="18"/>
         </w:rPr>
-        <w:t xml:space="preserve">[PD01] </w:t>
+        <w:t xml:space="preserve">[SC02] </w:t>
       </w:r>
       <w:r>
         <w:rPr>
           <w:b/>
         </w:rPr>
-        <w:t>Is the product/service designed with the target stakeholders' needs and constraints in mind?</w:t>
-      </w:r>
-    </w:p>
-    <w:p>
-      <w:r>
-        <w:rPr>
-          <w:b/>
-          <w:i/>
-        </w:rPr>
-        <w:t xml:space="preserve">Probe further: </w:t>
-      </w:r>
-      <w:r>
-        <w:rPr>
-          <w:i/>
-        </w:rPr>
-        <w:t>Has the company done user research or pilot testing with the target population?</w:t>
+        <w:t>Are there risks of forced labor, child labor, or exploitative practices in the supply chain?</w:t>
       </w:r>
     </w:p>
     <w:p>
@@ -1047,10 +1055,18 @@
     </w:p>
     <w:p>
       <w:pPr>
+        <w:pStyle w:val="Heading2"/>
+      </w:pPr>
+      <w:r>
+        <w:t>Priority 2 — Ask in follow-up (26 questions)</w:t>
+      </w:r>
+    </w:p>
+    <w:p>
+      <w:pPr>
         <w:pStyle w:val="Heading3"/>
       </w:pPr>
       <w:r>
-        <w:t>Supply chain</w:t>
+        <w:t>Who — stakeholders &amp; beneficiaries</w:t>
       </w:r>
     </w:p>
     <w:p>
@@ -1066,13 +1082,13 @@
           <w:color w:val="6B7280"/>
           <w:sz w:val="18"/>
         </w:rPr>
-        <w:t xml:space="preserve">[SC02] </w:t>
+        <w:t xml:space="preserve">[WO05] </w:t>
       </w:r>
       <w:r>
         <w:rPr>
           <w:b/>
         </w:rPr>
-        <w:t>Are there risks of forced labor, child labor, or exploitative practices in the supply chain?</w:t>
+        <w:t>Are there stakeholders who may be negatively affected by the company's activities?</w:t>
       </w:r>
     </w:p>
     <w:p>
@@ -1094,18 +1110,10 @@
     </w:p>
     <w:p>
       <w:pPr>
-        <w:pStyle w:val="Heading2"/>
-      </w:pPr>
-      <w:r>
-        <w:t>Priority 2 — Ask in follow-up (28 questions)</w:t>
-      </w:r>
-    </w:p>
-    <w:p>
-      <w:pPr>
         <w:pStyle w:val="Heading3"/>
       </w:pPr>
       <w:r>
-        <w:t>Who — stakeholders &amp; beneficiaries</w:t>
+        <w:t>How much — scale, depth, duration</w:t>
       </w:r>
     </w:p>
     <w:p>
@@ -1121,13 +1129,29 @@
           <w:color w:val="6B7280"/>
           <w:sz w:val="18"/>
         </w:rPr>
-        <w:t xml:space="preserve">[WO05] </w:t>
+        <w:t xml:space="preserve">[HM03] </w:t>
       </w:r>
       <w:r>
         <w:rPr>
           <w:b/>
         </w:rPr>
-        <w:t>Are there stakeholders who may be negatively affected by the company's activities?</w:t>
+        <w:t>How long do the outcomes last for stakeholders (duration)?</w:t>
+      </w:r>
+    </w:p>
+    <w:p>
+      <w:pPr>
+        <w:pStyle w:val="IntenseQuote"/>
+      </w:pPr>
+      <w:r>
+        <w:t>Attach / ask for:</w:t>
+      </w:r>
+    </w:p>
+    <w:p>
+      <w:pPr>
+        <w:pStyle w:val="ListBullet"/>
+      </w:pPr>
+      <w:r>
+        <w:t>Exit / sustainability plan memo</w:t>
       </w:r>
     </w:p>
     <w:p>
@@ -1152,7 +1176,7 @@
         <w:pStyle w:val="Heading3"/>
       </w:pPr>
       <w:r>
-        <w:t>How much — scale, depth, duration</w:t>
+        <w:t>Impact risk</w:t>
       </w:r>
     </w:p>
     <w:p>
@@ -1168,29 +1192,13 @@
           <w:color w:val="6B7280"/>
           <w:sz w:val="18"/>
         </w:rPr>
-        <w:t xml:space="preserve">[HM03] </w:t>
+        <w:t xml:space="preserve">[RI04] </w:t>
       </w:r>
       <w:r>
         <w:rPr>
           <w:b/>
         </w:rPr>
-        <w:t>How long do the outcomes last for stakeholders (duration)?</w:t>
-      </w:r>
-    </w:p>
-    <w:p>
-      <w:pPr>
-        <w:pStyle w:val="IntenseQuote"/>
-      </w:pPr>
-      <w:r>
-        <w:t>Attach / ask for:</w:t>
-      </w:r>
-    </w:p>
-    <w:p>
-      <w:pPr>
-        <w:pStyle w:val="ListBullet"/>
-      </w:pPr>
-      <w:r>
-        <w:t>Exit / sustainability plan memo</w:t>
+        <w:t>Does the company have impact risk mitigation strategies in place?</w:t>
       </w:r>
     </w:p>
     <w:p>
@@ -1215,7 +1223,7 @@
         <w:pStyle w:val="Heading3"/>
       </w:pPr>
       <w:r>
-        <w:t>Contribution / additionality</w:t>
+        <w:t>Negative impact / do-no-harm</w:t>
       </w:r>
     </w:p>
     <w:p>
@@ -1231,13 +1239,13 @@
           <w:color w:val="6B7280"/>
           <w:sz w:val="18"/>
         </w:rPr>
-        <w:t xml:space="preserve">[CO04] </w:t>
+        <w:t xml:space="preserve">[NI02] </w:t>
       </w:r>
       <w:r>
         <w:rPr>
           <w:b/>
         </w:rPr>
-        <w:t>Is the investor's capital itself additional — would the company have raised from non-impact sources?</w:t>
+        <w:t>Are there populations or ecosystems that could be harmed by the company's activities?</w:t>
       </w:r>
     </w:p>
     <w:p>
@@ -1262,7 +1270,7 @@
         <w:pStyle w:val="Heading3"/>
       </w:pPr>
       <w:r>
-        <w:t>Impact risk</w:t>
+        <w:t>Measurement &amp; management systems</w:t>
       </w:r>
     </w:p>
     <w:p>
@@ -1278,13 +1286,13 @@
           <w:color w:val="6B7280"/>
           <w:sz w:val="18"/>
         </w:rPr>
-        <w:t xml:space="preserve">[RI04] </w:t>
+        <w:t xml:space="preserve">[MM04] </w:t>
       </w:r>
       <w:r>
         <w:rPr>
           <w:b/>
         </w:rPr>
-        <w:t>Does the company have impact risk mitigation strategies in place?</w:t>
+        <w:t>Does the company have dedicated staff or resources for impact measurement?</w:t>
       </w:r>
     </w:p>
     <w:p>
@@ -1302,14 +1310,6 @@
       </w:pPr>
       <w:r>
         <w:t xml:space="preserve"> </w:t>
-      </w:r>
-    </w:p>
-    <w:p>
-      <w:pPr>
-        <w:pStyle w:val="Heading3"/>
-      </w:pPr>
-      <w:r>
-        <w:t>Negative impact / do-no-harm</w:t>
       </w:r>
     </w:p>
     <w:p>
@@ -1325,13 +1325,29 @@
           <w:color w:val="6B7280"/>
           <w:sz w:val="18"/>
         </w:rPr>
-        <w:t xml:space="preserve">[NI02] </w:t>
+        <w:t xml:space="preserve">[MM06] </w:t>
       </w:r>
       <w:r>
         <w:rPr>
           <w:b/>
         </w:rPr>
-        <w:t>Are there populations or ecosystems that could be harmed by the company's activities?</w:t>
+        <w:t>How does the company use impact data to improve its products, services, or operations?</w:t>
+      </w:r>
+    </w:p>
+    <w:p>
+      <w:pPr>
+        <w:pStyle w:val="IntenseQuote"/>
+      </w:pPr>
+      <w:r>
+        <w:t>Attach / ask for:</w:t>
+      </w:r>
+    </w:p>
+    <w:p>
+      <w:pPr>
+        <w:pStyle w:val="ListBullet"/>
+      </w:pPr>
+      <w:r>
+        <w:t>Stakeholder survey instrument + anonymised results</w:t>
       </w:r>
     </w:p>
     <w:p>
@@ -1356,7 +1372,7 @@
         <w:pStyle w:val="Heading3"/>
       </w:pPr>
       <w:r>
-        <w:t>Measurement &amp; management systems</w:t>
+        <w:t>Governance &amp; ESG</w:t>
       </w:r>
     </w:p>
     <w:p>
@@ -1372,13 +1388,29 @@
           <w:color w:val="6B7280"/>
           <w:sz w:val="18"/>
         </w:rPr>
-        <w:t xml:space="preserve">[MM04] </w:t>
+        <w:t xml:space="preserve">[GE01] </w:t>
       </w:r>
       <w:r>
         <w:rPr>
           <w:b/>
         </w:rPr>
-        <w:t>Does the company have dedicated staff or resources for impact measurement?</w:t>
+        <w:t>Does the board or leadership include impact expertise or oversight?</w:t>
+      </w:r>
+    </w:p>
+    <w:p>
+      <w:pPr>
+        <w:pStyle w:val="IntenseQuote"/>
+      </w:pPr>
+      <w:r>
+        <w:t>Attach / ask for:</w:t>
+      </w:r>
+    </w:p>
+    <w:p>
+      <w:pPr>
+        <w:pStyle w:val="ListBullet"/>
+      </w:pPr>
+      <w:r>
+        <w:t>Board / impact-committee charter and minutes</w:t>
       </w:r>
     </w:p>
     <w:p>
@@ -1411,29 +1443,13 @@
           <w:color w:val="6B7280"/>
           <w:sz w:val="18"/>
         </w:rPr>
-        <w:t xml:space="preserve">[MM06] </w:t>
+        <w:t xml:space="preserve">[GE04] </w:t>
       </w:r>
       <w:r>
         <w:rPr>
           <w:b/>
         </w:rPr>
-        <w:t>How does the company use impact data to improve its products, services, or operations?</w:t>
-      </w:r>
-    </w:p>
-    <w:p>
-      <w:pPr>
-        <w:pStyle w:val="IntenseQuote"/>
-      </w:pPr>
-      <w:r>
-        <w:t>Attach / ask for:</w:t>
-      </w:r>
-    </w:p>
-    <w:p>
-      <w:pPr>
-        <w:pStyle w:val="ListBullet"/>
-      </w:pPr>
-      <w:r>
-        <w:t>Stakeholder survey instrument + anonymised results</w:t>
+        <w:t>Does the company have anti-corruption, ethical conduct, and data privacy policies?</w:t>
       </w:r>
     </w:p>
     <w:p>
@@ -1451,14 +1467,6 @@
       </w:pPr>
       <w:r>
         <w:t xml:space="preserve"> </w:t>
-      </w:r>
-    </w:p>
-    <w:p>
-      <w:pPr>
-        <w:pStyle w:val="Heading3"/>
-      </w:pPr>
-      <w:r>
-        <w:t>Governance &amp; ESG</w:t>
       </w:r>
     </w:p>
     <w:p>
@@ -1474,13 +1482,13 @@
           <w:color w:val="6B7280"/>
           <w:sz w:val="18"/>
         </w:rPr>
-        <w:t xml:space="preserve">[GE01] </w:t>
+        <w:t xml:space="preserve">[GE05] </w:t>
       </w:r>
       <w:r>
         <w:rPr>
           <w:b/>
         </w:rPr>
-        <w:t>Does the board or leadership include impact expertise or oversight?</w:t>
+        <w:t>Are financial incentives (management compensation, bonus structures) linked to impact performance?</w:t>
       </w:r>
     </w:p>
     <w:p>
@@ -1496,7 +1504,7 @@
         <w:pStyle w:val="ListBullet"/>
       </w:pPr>
       <w:r>
-        <w:t>Board / impact-committee charter and minutes</w:t>
+        <w:t>Audited or management financial statements</w:t>
       </w:r>
     </w:p>
     <w:p>
@@ -1514,6 +1522,14 @@
       </w:pPr>
       <w:r>
         <w:t xml:space="preserve"> </w:t>
+      </w:r>
+    </w:p>
+    <w:p>
+      <w:pPr>
+        <w:pStyle w:val="Heading3"/>
+      </w:pPr>
+      <w:r>
+        <w:t>Stakeholder voice</w:t>
       </w:r>
     </w:p>
     <w:p>
@@ -1529,13 +1545,13 @@
           <w:color w:val="6B7280"/>
           <w:sz w:val="18"/>
         </w:rPr>
-        <w:t xml:space="preserve">[GE04] </w:t>
+        <w:t xml:space="preserve">[SV02] </w:t>
       </w:r>
       <w:r>
         <w:rPr>
           <w:b/>
         </w:rPr>
-        <w:t>Does the company have anti-corruption, ethical conduct, and data privacy policies?</w:t>
+        <w:t>Have stakeholders been consulted in the design of the product/service or impact strategy?</w:t>
       </w:r>
     </w:p>
     <w:p>
@@ -1553,6 +1569,14 @@
       </w:pPr>
       <w:r>
         <w:t xml:space="preserve"> </w:t>
+      </w:r>
+    </w:p>
+    <w:p>
+      <w:pPr>
+        <w:pStyle w:val="Heading3"/>
+      </w:pPr>
+      <w:r>
+        <w:t>Exit &amp; long-run sustainability</w:t>
       </w:r>
     </w:p>
     <w:p>
@@ -1568,13 +1592,13 @@
           <w:color w:val="6B7280"/>
           <w:sz w:val="18"/>
         </w:rPr>
-        <w:t xml:space="preserve">[GE05] </w:t>
+        <w:t xml:space="preserve">[EX01] </w:t>
       </w:r>
       <w:r>
         <w:rPr>
           <w:b/>
         </w:rPr>
-        <w:t>Are financial incentives (management compensation, bonus structures) linked to impact performance?</w:t>
+        <w:t>Will the impact be sustained if the investor exits? What is the impact exit strategy?</w:t>
       </w:r>
     </w:p>
     <w:p>
@@ -1590,7 +1614,7 @@
         <w:pStyle w:val="ListBullet"/>
       </w:pPr>
       <w:r>
-        <w:t>Audited or management financial statements</w:t>
+        <w:t>Exit / sustainability plan memo</w:t>
       </w:r>
     </w:p>
     <w:p>
@@ -1608,14 +1632,6 @@
       </w:pPr>
       <w:r>
         <w:t xml:space="preserve"> </w:t>
-      </w:r>
-    </w:p>
-    <w:p>
-      <w:pPr>
-        <w:pStyle w:val="Heading3"/>
-      </w:pPr>
-      <w:r>
-        <w:t>Stakeholder voice</w:t>
       </w:r>
     </w:p>
     <w:p>
@@ -1631,13 +1647,13 @@
           <w:color w:val="6B7280"/>
           <w:sz w:val="18"/>
         </w:rPr>
-        <w:t xml:space="preserve">[SV02] </w:t>
+        <w:t xml:space="preserve">[EX02] </w:t>
       </w:r>
       <w:r>
         <w:rPr>
           <w:b/>
         </w:rPr>
-        <w:t>Have stakeholders been consulted in the design of the product/service or impact strategy?</w:t>
+        <w:t>Could a future acquirer or investor change the mission or reduce impact?</w:t>
       </w:r>
     </w:p>
     <w:p>
@@ -1655,14 +1671,6 @@
       </w:pPr>
       <w:r>
         <w:t xml:space="preserve"> </w:t>
-      </w:r>
-    </w:p>
-    <w:p>
-      <w:pPr>
-        <w:pStyle w:val="Heading3"/>
-      </w:pPr>
-      <w:r>
-        <w:t>Exit &amp; long-run sustainability</w:t>
       </w:r>
     </w:p>
     <w:p>
@@ -1678,29 +1686,13 @@
           <w:color w:val="6B7280"/>
           <w:sz w:val="18"/>
         </w:rPr>
-        <w:t xml:space="preserve">[EX01] </w:t>
+        <w:t xml:space="preserve">[EX03] </w:t>
       </w:r>
       <w:r>
         <w:rPr>
           <w:b/>
         </w:rPr>
-        <w:t>Will the impact be sustained if the investor exits? What is the impact exit strategy?</w:t>
-      </w:r>
-    </w:p>
-    <w:p>
-      <w:pPr>
-        <w:pStyle w:val="IntenseQuote"/>
-      </w:pPr>
-      <w:r>
-        <w:t>Attach / ask for:</w:t>
-      </w:r>
-    </w:p>
-    <w:p>
-      <w:pPr>
-        <w:pStyle w:val="ListBullet"/>
-      </w:pPr>
-      <w:r>
-        <w:t>Exit / sustainability plan memo</w:t>
+        <w:t>Are there legal structures (e.g., B Corp, mission lock) protecting the impact mission?</w:t>
       </w:r>
     </w:p>
     <w:p>
@@ -1718,6 +1710,14 @@
       </w:pPr>
       <w:r>
         <w:t xml:space="preserve"> </w:t>
+      </w:r>
+    </w:p>
+    <w:p>
+      <w:pPr>
+        <w:pStyle w:val="Heading3"/>
+      </w:pPr>
+      <w:r>
+        <w:t>Financial sustainability</w:t>
       </w:r>
     </w:p>
     <w:p>
@@ -1733,13 +1733,29 @@
           <w:color w:val="6B7280"/>
           <w:sz w:val="18"/>
         </w:rPr>
-        <w:t xml:space="preserve">[EX02] </w:t>
+        <w:t xml:space="preserve">[FS03] </w:t>
       </w:r>
       <w:r>
         <w:rPr>
           <w:b/>
         </w:rPr>
-        <w:t>Could a future acquirer or investor change the mission or reduce impact?</w:t>
+        <w:t>What are the economic assumptions underlying the financial projections?</w:t>
+      </w:r>
+    </w:p>
+    <w:p>
+      <w:pPr>
+        <w:pStyle w:val="IntenseQuote"/>
+      </w:pPr>
+      <w:r>
+        <w:t>Attach / ask for:</w:t>
+      </w:r>
+    </w:p>
+    <w:p>
+      <w:pPr>
+        <w:pStyle w:val="ListBullet"/>
+      </w:pPr>
+      <w:r>
+        <w:t>Audited or management financial statements</w:t>
       </w:r>
     </w:p>
     <w:p>
@@ -1772,13 +1788,13 @@
           <w:color w:val="6B7280"/>
           <w:sz w:val="18"/>
         </w:rPr>
-        <w:t xml:space="preserve">[EX03] </w:t>
+        <w:t xml:space="preserve">[FS04] </w:t>
       </w:r>
       <w:r>
         <w:rPr>
           <w:b/>
         </w:rPr>
-        <w:t>Are there legal structures (e.g., B Corp, mission lock) protecting the impact mission?</w:t>
+        <w:t>Does the company depend on grants, subsidies, or concessionary capital? What happens if they end?</w:t>
       </w:r>
     </w:p>
     <w:p>
@@ -1796,14 +1812,6 @@
       </w:pPr>
       <w:r>
         <w:t xml:space="preserve"> </w:t>
-      </w:r>
-    </w:p>
-    <w:p>
-      <w:pPr>
-        <w:pStyle w:val="Heading3"/>
-      </w:pPr>
-      <w:r>
-        <w:t>Financial sustainability</w:t>
       </w:r>
     </w:p>
     <w:p>
@@ -1819,29 +1827,13 @@
           <w:color w:val="6B7280"/>
           <w:sz w:val="18"/>
         </w:rPr>
-        <w:t xml:space="preserve">[FS03] </w:t>
+        <w:t xml:space="preserve">[FS05] </w:t>
       </w:r>
       <w:r>
         <w:rPr>
           <w:b/>
         </w:rPr>
-        <w:t>What are the economic assumptions underlying the financial projections?</w:t>
-      </w:r>
-    </w:p>
-    <w:p>
-      <w:pPr>
-        <w:pStyle w:val="IntenseQuote"/>
-      </w:pPr>
-      <w:r>
-        <w:t>Attach / ask for:</w:t>
-      </w:r>
-    </w:p>
-    <w:p>
-      <w:pPr>
-        <w:pStyle w:val="ListBullet"/>
-      </w:pPr>
-      <w:r>
-        <w:t>Audited or management financial statements</w:t>
+        <w:t>What is the customer acquisition cost and lifetime value? Is the pricing accessible to the target population?</w:t>
       </w:r>
     </w:p>
     <w:p>
@@ -1859,6 +1851,14 @@
       </w:pPr>
       <w:r>
         <w:t xml:space="preserve"> </w:t>
+      </w:r>
+    </w:p>
+    <w:p>
+      <w:pPr>
+        <w:pStyle w:val="Heading3"/>
+      </w:pPr>
+      <w:r>
+        <w:t>Team &amp; capability</w:t>
       </w:r>
     </w:p>
     <w:p>
@@ -1874,13 +1874,13 @@
           <w:color w:val="6B7280"/>
           <w:sz w:val="18"/>
         </w:rPr>
-        <w:t xml:space="preserve">[FS04] </w:t>
+        <w:t xml:space="preserve">[TC03] </w:t>
       </w:r>
       <w:r>
         <w:rPr>
           <w:b/>
         </w:rPr>
-        <w:t>Does the company depend on grants, subsidies, or concessionary capital? What happens if they end?</w:t>
+        <w:t>Is there a key person risk? What happens if the founder/CEO departs?</w:t>
       </w:r>
     </w:p>
     <w:p>
@@ -1913,13 +1913,13 @@
           <w:color w:val="6B7280"/>
           <w:sz w:val="18"/>
         </w:rPr>
-        <w:t xml:space="preserve">[FS05] </w:t>
+        <w:t xml:space="preserve">[TC04] </w:t>
       </w:r>
       <w:r>
         <w:rPr>
           <w:b/>
         </w:rPr>
-        <w:t>What is the customer acquisition cost and lifetime value? Is the pricing accessible to the target population?</w:t>
+        <w:t>Does the team have capacity to measure and manage impact alongside business operations?</w:t>
       </w:r>
     </w:p>
     <w:p>
@@ -1944,7 +1944,7 @@
         <w:pStyle w:val="Heading3"/>
       </w:pPr>
       <w:r>
-        <w:t>Team &amp; capability</w:t>
+        <w:t>Market context</w:t>
       </w:r>
     </w:p>
     <w:p>
@@ -1960,13 +1960,13 @@
           <w:color w:val="6B7280"/>
           <w:sz w:val="18"/>
         </w:rPr>
-        <w:t xml:space="preserve">[TC03] </w:t>
+        <w:t xml:space="preserve">[MC03] </w:t>
       </w:r>
       <w:r>
         <w:rPr>
           <w:b/>
         </w:rPr>
-        <w:t>Is there a key person risk? What happens if the founder/CEO departs?</w:t>
+        <w:t>Are there systemic barriers (infrastructure, literacy, connectivity) that could limit impact?</w:t>
       </w:r>
     </w:p>
     <w:p>
@@ -1999,13 +1999,29 @@
           <w:color w:val="6B7280"/>
           <w:sz w:val="18"/>
         </w:rPr>
-        <w:t xml:space="preserve">[TC04] </w:t>
+        <w:t xml:space="preserve">[MC04] </w:t>
       </w:r>
       <w:r>
         <w:rPr>
           <w:b/>
         </w:rPr>
-        <w:t>Does the team have capacity to measure and manage impact alongside business operations?</w:t>
+        <w:t>What is the competitive landscape? Who else serves this population and how?</w:t>
+      </w:r>
+    </w:p>
+    <w:p>
+      <w:pPr>
+        <w:pStyle w:val="IntenseQuote"/>
+      </w:pPr>
+      <w:r>
+        <w:t>Attach / ask for:</w:t>
+      </w:r>
+    </w:p>
+    <w:p>
+      <w:pPr>
+        <w:pStyle w:val="ListBullet"/>
+      </w:pPr>
+      <w:r>
+        <w:t>Peer / sector benchmark analysis</w:t>
       </w:r>
     </w:p>
     <w:p>
@@ -2030,7 +2046,7 @@
         <w:pStyle w:val="Heading3"/>
       </w:pPr>
       <w:r>
-        <w:t>Market context</w:t>
+        <w:t>Product / service design</w:t>
       </w:r>
     </w:p>
     <w:p>
@@ -2046,13 +2062,13 @@
           <w:color w:val="6B7280"/>
           <w:sz w:val="18"/>
         </w:rPr>
-        <w:t xml:space="preserve">[MC03] </w:t>
+        <w:t xml:space="preserve">[PD04] </w:t>
       </w:r>
       <w:r>
         <w:rPr>
           <w:b/>
         </w:rPr>
-        <w:t>Are there systemic barriers (infrastructure, literacy, connectivity) that could limit impact?</w:t>
+        <w:t>Is the product/service culturally appropriate for the target population?</w:t>
       </w:r>
     </w:p>
     <w:p>
@@ -2070,6 +2086,14 @@
       </w:pPr>
       <w:r>
         <w:t xml:space="preserve"> </w:t>
+      </w:r>
+    </w:p>
+    <w:p>
+      <w:pPr>
+        <w:pStyle w:val="Heading3"/>
+      </w:pPr>
+      <w:r>
+        <w:t>Supply chain</w:t>
       </w:r>
     </w:p>
     <w:p>
@@ -2085,29 +2109,13 @@
           <w:color w:val="6B7280"/>
           <w:sz w:val="18"/>
         </w:rPr>
-        <w:t xml:space="preserve">[MC04] </w:t>
+        <w:t xml:space="preserve">[SC01] </w:t>
       </w:r>
       <w:r>
         <w:rPr>
           <w:b/>
         </w:rPr>
-        <w:t>What is the competitive landscape? Who else serves this population and how?</w:t>
-      </w:r>
-    </w:p>
-    <w:p>
-      <w:pPr>
-        <w:pStyle w:val="IntenseQuote"/>
-      </w:pPr>
-      <w:r>
-        <w:t>Attach / ask for:</w:t>
-      </w:r>
-    </w:p>
-    <w:p>
-      <w:pPr>
-        <w:pStyle w:val="ListBullet"/>
-      </w:pPr>
-      <w:r>
-        <w:t>Peer / sector benchmark analysis</w:t>
+        <w:t>Does the company have visibility into its supply chain ESG practices?</w:t>
       </w:r>
     </w:p>
     <w:p>
@@ -2132,7 +2140,7 @@
         <w:pStyle w:val="Heading3"/>
       </w:pPr>
       <w:r>
-        <w:t>Product / service design</w:t>
+        <w:t>Investor alignment</w:t>
       </w:r>
     </w:p>
     <w:p>
@@ -2148,13 +2156,13 @@
           <w:color w:val="6B7280"/>
           <w:sz w:val="18"/>
         </w:rPr>
-        <w:t xml:space="preserve">[PD04] </w:t>
+        <w:t xml:space="preserve">[IA01] </w:t>
       </w:r>
       <w:r>
         <w:rPr>
           <w:b/>
         </w:rPr>
-        <w:t>Is the product/service culturally appropriate for the target population?</w:t>
+        <w:t>Does the company accept impact-linked covenants, reporting requirements, or side letters?</w:t>
       </w:r>
     </w:p>
     <w:p>
@@ -2179,7 +2187,7 @@
         <w:pStyle w:val="Heading3"/>
       </w:pPr>
       <w:r>
-        <w:t>Supply chain</w:t>
+        <w:t>Sector — Agriculture</w:t>
       </w:r>
     </w:p>
     <w:p>
@@ -2195,13 +2203,13 @@
           <w:color w:val="6B7280"/>
           <w:sz w:val="18"/>
         </w:rPr>
-        <w:t xml:space="preserve">[SC01] </w:t>
+        <w:t xml:space="preserve">[SA02] </w:t>
       </w:r>
       <w:r>
         <w:rPr>
           <w:b/>
         </w:rPr>
-        <w:t>Does the company have visibility into its supply chain ESG practices?</w:t>
+        <w:t>What sustainable farming practices does the company promote (regenerative, organic, IPM)?</w:t>
       </w:r>
     </w:p>
     <w:p>
@@ -2219,14 +2227,6 @@
       </w:pPr>
       <w:r>
         <w:t xml:space="preserve"> </w:t>
-      </w:r>
-    </w:p>
-    <w:p>
-      <w:pPr>
-        <w:pStyle w:val="Heading3"/>
-      </w:pPr>
-      <w:r>
-        <w:t>Investor alignment</w:t>
       </w:r>
     </w:p>
     <w:p>
@@ -2242,13 +2242,13 @@
           <w:color w:val="6B7280"/>
           <w:sz w:val="18"/>
         </w:rPr>
-        <w:t xml:space="preserve">[IA01] </w:t>
+        <w:t xml:space="preserve">[SA03] </w:t>
       </w:r>
       <w:r>
         <w:rPr>
           <w:b/>
         </w:rPr>
-        <w:t>Does the company accept impact-linked covenants, reporting requirements, or side letters?</w:t>
+        <w:t>How is climate resilience addressed (drought-tolerant, irrigation, crop insurance)?</w:t>
       </w:r>
     </w:p>
     <w:p>
@@ -2275,131 +2275,6 @@
           <w:color w:val="0D47A1"/>
         </w:rPr>
         <w:t xml:space="preserve">42. </w:t>
-      </w:r>
-      <w:r>
-        <w:rPr>
-          <w:color w:val="6B7280"/>
-          <w:sz w:val="18"/>
-        </w:rPr>
-        <w:t xml:space="preserve">[IA03] </w:t>
-      </w:r>
-      <w:r>
-        <w:rPr>
-          <w:b/>
-        </w:rPr>
-        <w:t>How does this investment fit within the fund's portfolio-level impact strategy?</w:t>
-      </w:r>
-    </w:p>
-    <w:p>
-      <w:r>
-        <w:rPr>
-          <w:b/>
-        </w:rPr>
-        <w:t>Founder response:</w:t>
-      </w:r>
-    </w:p>
-    <w:p>
-      <w:pPr>
-        <w:spacing w:after="240"/>
-        <w:ind w:left="360"/>
-      </w:pPr>
-      <w:r>
-        <w:t xml:space="preserve"> </w:t>
-      </w:r>
-    </w:p>
-    <w:p>
-      <w:pPr>
-        <w:pStyle w:val="Heading3"/>
-      </w:pPr>
-      <w:r>
-        <w:t>Sector — Agriculture</w:t>
-      </w:r>
-    </w:p>
-    <w:p>
-      <w:r>
-        <w:rPr>
-          <w:b/>
-          <w:color w:val="0D47A1"/>
-        </w:rPr>
-        <w:t xml:space="preserve">43. </w:t>
-      </w:r>
-      <w:r>
-        <w:rPr>
-          <w:color w:val="6B7280"/>
-          <w:sz w:val="18"/>
-        </w:rPr>
-        <w:t xml:space="preserve">[SA02] </w:t>
-      </w:r>
-      <w:r>
-        <w:rPr>
-          <w:b/>
-        </w:rPr>
-        <w:t>What sustainable farming practices does the company promote (regenerative, organic, IPM)?</w:t>
-      </w:r>
-    </w:p>
-    <w:p>
-      <w:r>
-        <w:rPr>
-          <w:b/>
-        </w:rPr>
-        <w:t>Founder response:</w:t>
-      </w:r>
-    </w:p>
-    <w:p>
-      <w:pPr>
-        <w:spacing w:after="240"/>
-        <w:ind w:left="360"/>
-      </w:pPr>
-      <w:r>
-        <w:t xml:space="preserve"> </w:t>
-      </w:r>
-    </w:p>
-    <w:p>
-      <w:r>
-        <w:rPr>
-          <w:b/>
-          <w:color w:val="0D47A1"/>
-        </w:rPr>
-        <w:t xml:space="preserve">44. </w:t>
-      </w:r>
-      <w:r>
-        <w:rPr>
-          <w:color w:val="6B7280"/>
-          <w:sz w:val="18"/>
-        </w:rPr>
-        <w:t xml:space="preserve">[SA03] </w:t>
-      </w:r>
-      <w:r>
-        <w:rPr>
-          <w:b/>
-        </w:rPr>
-        <w:t>How is climate resilience addressed (drought-tolerant, irrigation, crop insurance)?</w:t>
-      </w:r>
-    </w:p>
-    <w:p>
-      <w:r>
-        <w:rPr>
-          <w:b/>
-        </w:rPr>
-        <w:t>Founder response:</w:t>
-      </w:r>
-    </w:p>
-    <w:p>
-      <w:pPr>
-        <w:spacing w:after="240"/>
-        <w:ind w:left="360"/>
-      </w:pPr>
-      <w:r>
-        <w:t xml:space="preserve"> </w:t>
-      </w:r>
-    </w:p>
-    <w:p>
-      <w:r>
-        <w:rPr>
-          <w:b/>
-          <w:color w:val="0D47A1"/>
-        </w:rPr>
-        <w:t xml:space="preserve">45. </w:t>
       </w:r>
       <w:r>
         <w:rPr>

--- a/demo/kampung_makmur_sdn_bhd/kampung_makmur_sdn_bhd_dd_questionnaire.docx
+++ b/demo/kampung_makmur_sdn_bhd/kampung_makmur_sdn_bhd_dd_questionnaire.docx
@@ -22,7 +22,7 @@
     </w:p>
     <w:p>
       <w:r>
-        <w:t>Prepared: 2026-10-08   ·   Reviewer: Impact Vision</w:t>
+        <w:t>Prepared: 2026-10-09   ·   Reviewer: Impact Vision</w:t>
       </w:r>
     </w:p>
     <w:p>
